--- a/scratch/scratch-aquarium.docx
+++ b/scratch/scratch-aquarium.docx
@@ -1,6 +1,6 @@
 
 <file path=word/document.xml><?xml version="1.0" encoding="utf-8"?>
-<w:document xmlns:wpc="http://schemas.microsoft.com/office/word/2010/wordprocessingCanvas" xmlns:cx="http://schemas.microsoft.com/office/drawing/2014/chartex" xmlns:cx1="http://schemas.microsoft.com/office/drawing/2015/9/8/chartex" xmlns:cx2="http://schemas.microsoft.com/office/drawing/2015/10/21/chartex" xmlns:cx3="http://schemas.microsoft.com/office/drawing/2016/5/9/chartex" xmlns:cx4="http://schemas.microsoft.com/office/drawing/2016/5/10/chartex" xmlns:cx5="http://schemas.microsoft.com/office/drawing/2016/5/11/chartex" xmlns:cx6="http://schemas.microsoft.com/office/drawing/2016/5/12/chartex" xmlns:cx7="http://schemas.microsoft.com/office/drawing/2016/5/13/chartex" xmlns:cx8="http://schemas.microsoft.com/office/drawing/2016/5/14/chartex" xmlns:mc="http://schemas.openxmlformats.org/markup-compatibility/2006" xmlns:aink="http://schemas.microsoft.com/office/drawing/2016/ink" xmlns:am3d="http://schemas.microsoft.com/office/drawing/2017/model3d" xmlns:o="urn:schemas-microsoft-com:office:office" xmlns:oel="http://schemas.microsoft.com/office/2019/extlst" xmlns:r="http://schemas.openxmlformats.org/officeDocument/2006/relationships" xmlns:m="http://schemas.openxmlformats.org/officeDocument/2006/math" xmlns:v="urn:schemas-microsoft-com:vml" xmlns:wp14="http://schemas.microsoft.com/office/word/2010/wordprocessingDrawing" xmlns:wp="http://schemas.openxmlformats.org/drawingml/2006/wordprocessingDrawing" xmlns:w10="urn:schemas-microsoft-com:office:word" xmlns:w="http://schemas.openxmlformats.org/wordprocessingml/2006/main" xmlns:w14="http://schemas.microsoft.com/office/word/2010/wordml" xmlns:w15="http://schemas.microsoft.com/office/word/2012/wordml" xmlns:w16cex="http://schemas.microsoft.com/office/word/2018/wordml/cex" xmlns:w16cid="http://schemas.microsoft.com/office/word/2016/wordml/cid" xmlns:w16="http://schemas.microsoft.com/office/word/2018/wordml" xmlns:w16sdtdh="http://schemas.microsoft.com/office/word/2020/wordml/sdtdatahash" xmlns:w16se="http://schemas.microsoft.com/office/word/2015/wordml/symex" xmlns:wpg="http://schemas.microsoft.com/office/word/2010/wordprocessingGroup" xmlns:wpi="http://schemas.microsoft.com/office/word/2010/wordprocessingInk" xmlns:wne="http://schemas.microsoft.com/office/word/2006/wordml" xmlns:wps="http://schemas.microsoft.com/office/word/2010/wordprocessingShape" mc:Ignorable="w14 w15 w16se w16cid w16 w16cex w16sdtdh wp14">
+<w:document xmlns:wpc="http://schemas.microsoft.com/office/word/2010/wordprocessingCanvas" xmlns:cx="http://schemas.microsoft.com/office/drawing/2014/chartex" xmlns:cx1="http://schemas.microsoft.com/office/drawing/2015/9/8/chartex" xmlns:cx2="http://schemas.microsoft.com/office/drawing/2015/10/21/chartex" xmlns:cx3="http://schemas.microsoft.com/office/drawing/2016/5/9/chartex" xmlns:cx4="http://schemas.microsoft.com/office/drawing/2016/5/10/chartex" xmlns:cx5="http://schemas.microsoft.com/office/drawing/2016/5/11/chartex" xmlns:cx6="http://schemas.microsoft.com/office/drawing/2016/5/12/chartex" xmlns:cx7="http://schemas.microsoft.com/office/drawing/2016/5/13/chartex" xmlns:cx8="http://schemas.microsoft.com/office/drawing/2016/5/14/chartex" xmlns:mc="http://schemas.openxmlformats.org/markup-compatibility/2006" xmlns:m="http://schemas.openxmlformats.org/officeDocument/2006/math" xmlns:aink="http://schemas.microsoft.com/office/drawing/2016/ink" xmlns:am3d="http://schemas.microsoft.com/office/drawing/2017/model3d" xmlns:oel="http://schemas.microsoft.com/office/2019/extlst" xmlns:r="http://schemas.openxmlformats.org/officeDocument/2006/relationships" xmlns:wp14="http://schemas.microsoft.com/office/word/2010/wordprocessingDrawing" xmlns:wp="http://schemas.openxmlformats.org/drawingml/2006/wordprocessingDrawing" xmlns:wpg="http://schemas.microsoft.com/office/word/2010/wordprocessingGroup" xmlns:wpi="http://schemas.microsoft.com/office/word/2010/wordprocessingInk" xmlns:wps="http://schemas.microsoft.com/office/word/2010/wordprocessingShape" xmlns:o="urn:schemas-microsoft-com:office:office" xmlns:v="urn:schemas-microsoft-com:vml" xmlns:w10="urn:schemas-microsoft-com:office:word" xmlns:w="http://schemas.openxmlformats.org/wordprocessingml/2006/main" xmlns:w14="http://schemas.microsoft.com/office/word/2010/wordml" xmlns:w15="http://schemas.microsoft.com/office/word/2012/wordml" xmlns:w16cex="http://schemas.microsoft.com/office/word/2018/wordml/cex" xmlns:w16cid="http://schemas.microsoft.com/office/word/2016/wordml/cid" xmlns:w16="http://schemas.microsoft.com/office/word/2018/wordml" xmlns:w16sdtdh="http://schemas.microsoft.com/office/word/2020/wordml/sdtdatahash" xmlns:w16sdtfl="http://schemas.microsoft.com/office/word/2024/wordml/sdtformatlock" xmlns:w16se="http://schemas.microsoft.com/office/word/2015/wordml/symex" xmlns:w16du="http://schemas.microsoft.com/office/word/2023/wordml/word16du" xmlns:wne="http://schemas.microsoft.com/office/word/2006/wordml" mc:Ignorable="w14 w15 w16se w16cid w16 w16cex w16sdtdh w16sdtfl w16du wp14">
   <w:body>
     <w:p>
       <w:pPr>
@@ -37,7 +37,7 @@
                     </pic:cNvPicPr>
                   </pic:nvPicPr>
                   <pic:blipFill>
-                    <a:blip r:embed="rId5">
+                    <a:blip r:embed="rId7">
                       <a:extLst>
                         <a:ext uri="{28A0092B-C50C-407E-A947-70E740481C1C}">
                           <a14:useLocalDpi xmlns:a14="http://schemas.microsoft.com/office/drawing/2010/main" val="0"/>
@@ -126,7 +126,7 @@
                     <pic:cNvPicPr/>
                   </pic:nvPicPr>
                   <pic:blipFill>
-                    <a:blip r:embed="rId6">
+                    <a:blip r:embed="rId8">
                       <a:extLst>
                         <a:ext uri="{28A0092B-C50C-407E-A947-70E740481C1C}">
                           <a14:useLocalDpi xmlns:a14="http://schemas.microsoft.com/office/drawing/2010/main" val="0"/>
@@ -184,7 +184,7 @@
         </w:rPr>
         <w:t xml:space="preserve">Register/login at </w:t>
       </w:r>
-      <w:hyperlink r:id="rId7" w:history="1">
+      <w:hyperlink r:id="rId9" w:history="1">
         <w:r>
           <w:rPr>
             <w:rStyle w:val="Hyperlink"/>
@@ -423,7 +423,7 @@
                     <pic:cNvPicPr/>
                   </pic:nvPicPr>
                   <pic:blipFill>
-                    <a:blip r:embed="rId8">
+                    <a:blip r:embed="rId10">
                       <a:extLst>
                         <a:ext uri="{28A0092B-C50C-407E-A947-70E740481C1C}">
                           <a14:useLocalDpi xmlns:a14="http://schemas.microsoft.com/office/drawing/2010/main" val="0"/>
@@ -603,7 +603,7 @@
                     <pic:cNvPicPr/>
                   </pic:nvPicPr>
                   <pic:blipFill>
-                    <a:blip r:embed="rId9">
+                    <a:blip r:embed="rId11">
                       <a:extLst>
                         <a:ext uri="{28A0092B-C50C-407E-A947-70E740481C1C}">
                           <a14:useLocalDpi xmlns:a14="http://schemas.microsoft.com/office/drawing/2010/main" val="0"/>
@@ -898,7 +898,7 @@
                     <pic:cNvPicPr/>
                   </pic:nvPicPr>
                   <pic:blipFill>
-                    <a:blip r:embed="rId10">
+                    <a:blip r:embed="rId12">
                       <a:extLst>
                         <a:ext uri="{28A0092B-C50C-407E-A947-70E740481C1C}">
                           <a14:useLocalDpi xmlns:a14="http://schemas.microsoft.com/office/drawing/2010/main" val="0"/>
@@ -1230,7 +1230,7 @@
                     <pic:cNvPicPr/>
                   </pic:nvPicPr>
                   <pic:blipFill>
-                    <a:blip r:embed="rId11">
+                    <a:blip r:embed="rId13">
                       <a:extLst>
                         <a:ext uri="{28A0092B-C50C-407E-A947-70E740481C1C}">
                           <a14:useLocalDpi xmlns:a14="http://schemas.microsoft.com/office/drawing/2010/main" val="0"/>
@@ -1618,6 +1618,7 @@
       </w:r>
     </w:p>
     <w:sectPr>
+      <w:footerReference w:type="default" r:id="rId14"/>
       <w:pgSz w:w="11900" w:h="16840"/>
       <w:pgMar w:top="1440" w:right="1440" w:bottom="1440" w:left="1440" w:header="720" w:footer="720" w:gutter="0"/>
       <w:cols w:space="720"/>
@@ -1627,8 +1628,71 @@
 </w:document>
 </file>
 
+<file path=word/endnotes.xml><?xml version="1.0" encoding="utf-8"?>
+<w:endnotes xmlns:wpc="http://schemas.microsoft.com/office/word/2010/wordprocessingCanvas" xmlns:cx="http://schemas.microsoft.com/office/drawing/2014/chartex" xmlns:cx1="http://schemas.microsoft.com/office/drawing/2015/9/8/chartex" xmlns:cx2="http://schemas.microsoft.com/office/drawing/2015/10/21/chartex" xmlns:cx3="http://schemas.microsoft.com/office/drawing/2016/5/9/chartex" xmlns:cx4="http://schemas.microsoft.com/office/drawing/2016/5/10/chartex" xmlns:cx5="http://schemas.microsoft.com/office/drawing/2016/5/11/chartex" xmlns:cx6="http://schemas.microsoft.com/office/drawing/2016/5/12/chartex" xmlns:cx7="http://schemas.microsoft.com/office/drawing/2016/5/13/chartex" xmlns:cx8="http://schemas.microsoft.com/office/drawing/2016/5/14/chartex" xmlns:mc="http://schemas.openxmlformats.org/markup-compatibility/2006" xmlns:m="http://schemas.openxmlformats.org/officeDocument/2006/math" xmlns:aink="http://schemas.microsoft.com/office/drawing/2016/ink" xmlns:am3d="http://schemas.microsoft.com/office/drawing/2017/model3d" xmlns:oel="http://schemas.microsoft.com/office/2019/extlst" xmlns:r="http://schemas.openxmlformats.org/officeDocument/2006/relationships" xmlns:wp14="http://schemas.microsoft.com/office/word/2010/wordprocessingDrawing" xmlns:wp="http://schemas.openxmlformats.org/drawingml/2006/wordprocessingDrawing" xmlns:wpg="http://schemas.microsoft.com/office/word/2010/wordprocessingGroup" xmlns:wpi="http://schemas.microsoft.com/office/word/2010/wordprocessingInk" xmlns:wps="http://schemas.microsoft.com/office/word/2010/wordprocessingShape" xmlns:o="urn:schemas-microsoft-com:office:office" xmlns:v="urn:schemas-microsoft-com:vml" xmlns:w10="urn:schemas-microsoft-com:office:word" xmlns:w="http://schemas.openxmlformats.org/wordprocessingml/2006/main" xmlns:w14="http://schemas.microsoft.com/office/word/2010/wordml" xmlns:w15="http://schemas.microsoft.com/office/word/2012/wordml" xmlns:w16cex="http://schemas.microsoft.com/office/word/2018/wordml/cex" xmlns:w16cid="http://schemas.microsoft.com/office/word/2016/wordml/cid" xmlns:w16="http://schemas.microsoft.com/office/word/2018/wordml" xmlns:w16sdtdh="http://schemas.microsoft.com/office/word/2020/wordml/sdtdatahash" xmlns:w16sdtfl="http://schemas.microsoft.com/office/word/2024/wordml/sdtformatlock" xmlns:w16se="http://schemas.microsoft.com/office/word/2015/wordml/symex" xmlns:w16du="http://schemas.microsoft.com/office/word/2023/wordml/word16du" xmlns:wne="http://schemas.microsoft.com/office/word/2006/wordml" mc:Ignorable="w14 w15 w16se w16cid w16 w16cex w16sdtdh w16sdtfl w16du wp14">
+  <w:endnote w:type="separator" w:id="-1">
+    <w:p>
+      <w:r>
+        <w:separator/>
+      </w:r>
+    </w:p>
+  </w:endnote>
+  <w:endnote w:type="continuationSeparator" w:id="0">
+    <w:p>
+      <w:r>
+        <w:continuationSeparator/>
+      </w:r>
+    </w:p>
+  </w:endnote>
+</w:endnotes>
+</file>
+
+<file path=word/footer1.xml><?xml version="1.0" encoding="utf-8"?>
+<w:ftr xmlns:wpc="http://schemas.microsoft.com/office/word/2010/wordprocessingCanvas" xmlns:cx="http://schemas.microsoft.com/office/drawing/2014/chartex" xmlns:cx1="http://schemas.microsoft.com/office/drawing/2015/9/8/chartex" xmlns:cx2="http://schemas.microsoft.com/office/drawing/2015/10/21/chartex" xmlns:cx3="http://schemas.microsoft.com/office/drawing/2016/5/9/chartex" xmlns:cx4="http://schemas.microsoft.com/office/drawing/2016/5/10/chartex" xmlns:cx5="http://schemas.microsoft.com/office/drawing/2016/5/11/chartex" xmlns:cx6="http://schemas.microsoft.com/office/drawing/2016/5/12/chartex" xmlns:cx7="http://schemas.microsoft.com/office/drawing/2016/5/13/chartex" xmlns:cx8="http://schemas.microsoft.com/office/drawing/2016/5/14/chartex" xmlns:mc="http://schemas.openxmlformats.org/markup-compatibility/2006" xmlns:m="http://schemas.openxmlformats.org/officeDocument/2006/math" xmlns:aink="http://schemas.microsoft.com/office/drawing/2016/ink" xmlns:am3d="http://schemas.microsoft.com/office/drawing/2017/model3d" xmlns:oel="http://schemas.microsoft.com/office/2019/extlst" xmlns:r="http://schemas.openxmlformats.org/officeDocument/2006/relationships" xmlns:wp14="http://schemas.microsoft.com/office/word/2010/wordprocessingDrawing" xmlns:wp="http://schemas.openxmlformats.org/drawingml/2006/wordprocessingDrawing" xmlns:wpg="http://schemas.microsoft.com/office/word/2010/wordprocessingGroup" xmlns:wpi="http://schemas.microsoft.com/office/word/2010/wordprocessingInk" xmlns:wps="http://schemas.microsoft.com/office/word/2010/wordprocessingShape" xmlns:o="urn:schemas-microsoft-com:office:office" xmlns:v="urn:schemas-microsoft-com:vml" xmlns:w10="urn:schemas-microsoft-com:office:word" xmlns:w="http://schemas.openxmlformats.org/wordprocessingml/2006/main" xmlns:w14="http://schemas.microsoft.com/office/word/2010/wordml" xmlns:w15="http://schemas.microsoft.com/office/word/2012/wordml" xmlns:w16cex="http://schemas.microsoft.com/office/word/2018/wordml/cex" xmlns:w16cid="http://schemas.microsoft.com/office/word/2016/wordml/cid" xmlns:w16="http://schemas.microsoft.com/office/word/2018/wordml" xmlns:w16sdtdh="http://schemas.microsoft.com/office/word/2020/wordml/sdtdatahash" xmlns:w16sdtfl="http://schemas.microsoft.com/office/word/2024/wordml/sdtformatlock" xmlns:w16se="http://schemas.microsoft.com/office/word/2015/wordml/symex" xmlns:w16du="http://schemas.microsoft.com/office/word/2023/wordml/word16du" xmlns:wne="http://schemas.microsoft.com/office/word/2006/wordml" mc:Ignorable="w14 w15 w16se w16cid w16 w16cex w16sdtdh w16sdtfl w16du wp14">
+  <w:p>
+    <w:pPr>
+      <w:pStyle w:val="Footer"/>
+      <w:rPr>
+        <w:color w:val="767171" w:themeColor="background2" w:themeShade="80"/>
+      </w:rPr>
+    </w:pPr>
+    <w:r>
+      <w:rPr>
+        <w:color w:val="767171" w:themeColor="background2" w:themeShade="80"/>
+      </w:rPr>
+      <w:t xml:space="preserve">Based on the Kuramoto model: </w:t>
+    </w:r>
+    <w:r>
+      <w:rPr>
+        <w:color w:val="767171" w:themeColor="background2" w:themeShade="80"/>
+      </w:rPr>
+      <w:t>https://en.wikipedia.org/wiki/Kuramoto_model</w:t>
+    </w:r>
+  </w:p>
+</w:ftr>
+</file>
+
+<file path=word/footnotes.xml><?xml version="1.0" encoding="utf-8"?>
+<w:footnotes xmlns:wpc="http://schemas.microsoft.com/office/word/2010/wordprocessingCanvas" xmlns:cx="http://schemas.microsoft.com/office/drawing/2014/chartex" xmlns:cx1="http://schemas.microsoft.com/office/drawing/2015/9/8/chartex" xmlns:cx2="http://schemas.microsoft.com/office/drawing/2015/10/21/chartex" xmlns:cx3="http://schemas.microsoft.com/office/drawing/2016/5/9/chartex" xmlns:cx4="http://schemas.microsoft.com/office/drawing/2016/5/10/chartex" xmlns:cx5="http://schemas.microsoft.com/office/drawing/2016/5/11/chartex" xmlns:cx6="http://schemas.microsoft.com/office/drawing/2016/5/12/chartex" xmlns:cx7="http://schemas.microsoft.com/office/drawing/2016/5/13/chartex" xmlns:cx8="http://schemas.microsoft.com/office/drawing/2016/5/14/chartex" xmlns:mc="http://schemas.openxmlformats.org/markup-compatibility/2006" xmlns:m="http://schemas.openxmlformats.org/officeDocument/2006/math" xmlns:aink="http://schemas.microsoft.com/office/drawing/2016/ink" xmlns:am3d="http://schemas.microsoft.com/office/drawing/2017/model3d" xmlns:oel="http://schemas.microsoft.com/office/2019/extlst" xmlns:r="http://schemas.openxmlformats.org/officeDocument/2006/relationships" xmlns:wp14="http://schemas.microsoft.com/office/word/2010/wordprocessingDrawing" xmlns:wp="http://schemas.openxmlformats.org/drawingml/2006/wordprocessingDrawing" xmlns:wpg="http://schemas.microsoft.com/office/word/2010/wordprocessingGroup" xmlns:wpi="http://schemas.microsoft.com/office/word/2010/wordprocessingInk" xmlns:wps="http://schemas.microsoft.com/office/word/2010/wordprocessingShape" xmlns:o="urn:schemas-microsoft-com:office:office" xmlns:v="urn:schemas-microsoft-com:vml" xmlns:w10="urn:schemas-microsoft-com:office:word" xmlns:w="http://schemas.openxmlformats.org/wordprocessingml/2006/main" xmlns:w14="http://schemas.microsoft.com/office/word/2010/wordml" xmlns:w15="http://schemas.microsoft.com/office/word/2012/wordml" xmlns:w16cex="http://schemas.microsoft.com/office/word/2018/wordml/cex" xmlns:w16cid="http://schemas.microsoft.com/office/word/2016/wordml/cid" xmlns:w16="http://schemas.microsoft.com/office/word/2018/wordml" xmlns:w16sdtdh="http://schemas.microsoft.com/office/word/2020/wordml/sdtdatahash" xmlns:w16sdtfl="http://schemas.microsoft.com/office/word/2024/wordml/sdtformatlock" xmlns:w16se="http://schemas.microsoft.com/office/word/2015/wordml/symex" xmlns:w16du="http://schemas.microsoft.com/office/word/2023/wordml/word16du" xmlns:wne="http://schemas.microsoft.com/office/word/2006/wordml" mc:Ignorable="w14 w15 w16se w16cid w16 w16cex w16sdtdh w16sdtfl w16du wp14">
+  <w:footnote w:type="separator" w:id="-1">
+    <w:p>
+      <w:r>
+        <w:separator/>
+      </w:r>
+    </w:p>
+  </w:footnote>
+  <w:footnote w:type="continuationSeparator" w:id="0">
+    <w:p>
+      <w:r>
+        <w:continuationSeparator/>
+      </w:r>
+    </w:p>
+  </w:footnote>
+</w:footnotes>
+</file>
+
 <file path=word/numbering.xml><?xml version="1.0" encoding="utf-8"?>
-<w:numbering xmlns:wpc="http://schemas.microsoft.com/office/word/2010/wordprocessingCanvas" xmlns:cx="http://schemas.microsoft.com/office/drawing/2014/chartex" xmlns:cx1="http://schemas.microsoft.com/office/drawing/2015/9/8/chartex" xmlns:cx2="http://schemas.microsoft.com/office/drawing/2015/10/21/chartex" xmlns:cx3="http://schemas.microsoft.com/office/drawing/2016/5/9/chartex" xmlns:cx4="http://schemas.microsoft.com/office/drawing/2016/5/10/chartex" xmlns:cx5="http://schemas.microsoft.com/office/drawing/2016/5/11/chartex" xmlns:cx6="http://schemas.microsoft.com/office/drawing/2016/5/12/chartex" xmlns:cx7="http://schemas.microsoft.com/office/drawing/2016/5/13/chartex" xmlns:cx8="http://schemas.microsoft.com/office/drawing/2016/5/14/chartex" xmlns:mc="http://schemas.openxmlformats.org/markup-compatibility/2006" xmlns:aink="http://schemas.microsoft.com/office/drawing/2016/ink" xmlns:am3d="http://schemas.microsoft.com/office/drawing/2017/model3d" xmlns:o="urn:schemas-microsoft-com:office:office" xmlns:oel="http://schemas.microsoft.com/office/2019/extlst" xmlns:r="http://schemas.openxmlformats.org/officeDocument/2006/relationships" xmlns:m="http://schemas.openxmlformats.org/officeDocument/2006/math" xmlns:v="urn:schemas-microsoft-com:vml" xmlns:wp14="http://schemas.microsoft.com/office/word/2010/wordprocessingDrawing" xmlns:wp="http://schemas.openxmlformats.org/drawingml/2006/wordprocessingDrawing" xmlns:w10="urn:schemas-microsoft-com:office:word" xmlns:w="http://schemas.openxmlformats.org/wordprocessingml/2006/main" xmlns:w14="http://schemas.microsoft.com/office/word/2010/wordml" xmlns:w15="http://schemas.microsoft.com/office/word/2012/wordml" xmlns:w16cex="http://schemas.microsoft.com/office/word/2018/wordml/cex" xmlns:w16cid="http://schemas.microsoft.com/office/word/2016/wordml/cid" xmlns:w16="http://schemas.microsoft.com/office/word/2018/wordml" xmlns:w16sdtdh="http://schemas.microsoft.com/office/word/2020/wordml/sdtdatahash" xmlns:w16se="http://schemas.microsoft.com/office/word/2015/wordml/symex" xmlns:wpg="http://schemas.microsoft.com/office/word/2010/wordprocessingGroup" xmlns:wpi="http://schemas.microsoft.com/office/word/2010/wordprocessingInk" xmlns:wne="http://schemas.microsoft.com/office/word/2006/wordml" xmlns:wps="http://schemas.microsoft.com/office/word/2010/wordprocessingShape" mc:Ignorable="w14 w15 w16se w16cid w16 w16cex w16sdtdh wp14">
+<w:numbering xmlns:wpc="http://schemas.microsoft.com/office/word/2010/wordprocessingCanvas" xmlns:cx="http://schemas.microsoft.com/office/drawing/2014/chartex" xmlns:cx1="http://schemas.microsoft.com/office/drawing/2015/9/8/chartex" xmlns:cx2="http://schemas.microsoft.com/office/drawing/2015/10/21/chartex" xmlns:cx3="http://schemas.microsoft.com/office/drawing/2016/5/9/chartex" xmlns:cx4="http://schemas.microsoft.com/office/drawing/2016/5/10/chartex" xmlns:cx5="http://schemas.microsoft.com/office/drawing/2016/5/11/chartex" xmlns:cx6="http://schemas.microsoft.com/office/drawing/2016/5/12/chartex" xmlns:cx7="http://schemas.microsoft.com/office/drawing/2016/5/13/chartex" xmlns:cx8="http://schemas.microsoft.com/office/drawing/2016/5/14/chartex" xmlns:mc="http://schemas.openxmlformats.org/markup-compatibility/2006" xmlns:m="http://schemas.openxmlformats.org/officeDocument/2006/math" xmlns:aink="http://schemas.microsoft.com/office/drawing/2016/ink" xmlns:am3d="http://schemas.microsoft.com/office/drawing/2017/model3d" xmlns:oel="http://schemas.microsoft.com/office/2019/extlst" xmlns:r="http://schemas.openxmlformats.org/officeDocument/2006/relationships" xmlns:wp14="http://schemas.microsoft.com/office/word/2010/wordprocessingDrawing" xmlns:wp="http://schemas.openxmlformats.org/drawingml/2006/wordprocessingDrawing" xmlns:wpg="http://schemas.microsoft.com/office/word/2010/wordprocessingGroup" xmlns:wpi="http://schemas.microsoft.com/office/word/2010/wordprocessingInk" xmlns:wps="http://schemas.microsoft.com/office/word/2010/wordprocessingShape" xmlns:o="urn:schemas-microsoft-com:office:office" xmlns:v="urn:schemas-microsoft-com:vml" xmlns:w10="urn:schemas-microsoft-com:office:word" xmlns:w="http://schemas.openxmlformats.org/wordprocessingml/2006/main" xmlns:w14="http://schemas.microsoft.com/office/word/2010/wordml" xmlns:w15="http://schemas.microsoft.com/office/word/2012/wordml" xmlns:w16cex="http://schemas.microsoft.com/office/word/2018/wordml/cex" xmlns:w16cid="http://schemas.microsoft.com/office/word/2016/wordml/cid" xmlns:w16="http://schemas.microsoft.com/office/word/2018/wordml" xmlns:w16sdtdh="http://schemas.microsoft.com/office/word/2020/wordml/sdtdatahash" xmlns:w16sdtfl="http://schemas.microsoft.com/office/word/2024/wordml/sdtformatlock" xmlns:w16se="http://schemas.microsoft.com/office/word/2015/wordml/symex" xmlns:w16du="http://schemas.microsoft.com/office/word/2023/wordml/word16du" xmlns:wne="http://schemas.microsoft.com/office/word/2006/wordml" mc:Ignorable="w14 w15 w16se w16cid w16 w16cex w16sdtdh w16sdtfl w16du wp14">
   <w:abstractNum w:abstractNumId="0" w15:restartNumberingAfterBreak="0">
     <w:nsid w:val="0AB0423E"/>
     <w:multiLevelType w:val="hybridMultilevel"/>
@@ -2685,7 +2749,7 @@
 </file>
 
 <file path=word/styles.xml><?xml version="1.0" encoding="utf-8"?>
-<w:styles xmlns:mc="http://schemas.openxmlformats.org/markup-compatibility/2006" xmlns:r="http://schemas.openxmlformats.org/officeDocument/2006/relationships" xmlns:w="http://schemas.openxmlformats.org/wordprocessingml/2006/main" xmlns:w14="http://schemas.microsoft.com/office/word/2010/wordml" xmlns:w15="http://schemas.microsoft.com/office/word/2012/wordml" xmlns:w16cex="http://schemas.microsoft.com/office/word/2018/wordml/cex" xmlns:w16cid="http://schemas.microsoft.com/office/word/2016/wordml/cid" xmlns:w16="http://schemas.microsoft.com/office/word/2018/wordml" xmlns:w16sdtdh="http://schemas.microsoft.com/office/word/2020/wordml/sdtdatahash" xmlns:w16se="http://schemas.microsoft.com/office/word/2015/wordml/symex" mc:Ignorable="w14 w15 w16se w16cid w16 w16cex w16sdtdh">
+<w:styles xmlns:mc="http://schemas.openxmlformats.org/markup-compatibility/2006" xmlns:r="http://schemas.openxmlformats.org/officeDocument/2006/relationships" xmlns:w="http://schemas.openxmlformats.org/wordprocessingml/2006/main" xmlns:w14="http://schemas.microsoft.com/office/word/2010/wordml" xmlns:w15="http://schemas.microsoft.com/office/word/2012/wordml" xmlns:w16cex="http://schemas.microsoft.com/office/word/2018/wordml/cex" xmlns:w16cid="http://schemas.microsoft.com/office/word/2016/wordml/cid" xmlns:w16="http://schemas.microsoft.com/office/word/2018/wordml" xmlns:w16sdtdh="http://schemas.microsoft.com/office/word/2020/wordml/sdtdatahash" xmlns:w16sdtfl="http://schemas.microsoft.com/office/word/2024/wordml/sdtformatlock" xmlns:w16se="http://schemas.microsoft.com/office/word/2015/wordml/symex" xmlns:w16du="http://schemas.microsoft.com/office/word/2023/wordml/word16du" mc:Ignorable="w14 w15 w16se w16cid w16 w16cex w16sdtdh w16sdtfl w16du">
   <w:docDefaults>
     <w:rPrDefault>
       <w:rPr>
@@ -3177,6 +3241,54 @@
     <w:basedOn w:val="DefaultParagraphFont"/>
     <w:rsid w:val="006E783E"/>
   </w:style>
+  <w:style w:type="paragraph" w:styleId="Header">
+    <w:name w:val="header"/>
+    <w:basedOn w:val="Normal"/>
+    <w:link w:val="HeaderChar"/>
+    <w:uiPriority w:val="99"/>
+    <w:unhideWhenUsed/>
+    <w:rsid w:val="00E85D23"/>
+    <w:pPr>
+      <w:tabs>
+        <w:tab w:val="center" w:pos="4513"/>
+        <w:tab w:val="right" w:pos="9026"/>
+      </w:tabs>
+    </w:pPr>
+  </w:style>
+  <w:style w:type="character" w:customStyle="1" w:styleId="HeaderChar">
+    <w:name w:val="Header Char"/>
+    <w:basedOn w:val="DefaultParagraphFont"/>
+    <w:link w:val="Header"/>
+    <w:uiPriority w:val="99"/>
+    <w:rsid w:val="00E85D23"/>
+    <w:rPr>
+      <w:lang w:val="en-GB"/>
+    </w:rPr>
+  </w:style>
+  <w:style w:type="paragraph" w:styleId="Footer">
+    <w:name w:val="footer"/>
+    <w:basedOn w:val="Normal"/>
+    <w:link w:val="FooterChar"/>
+    <w:uiPriority w:val="99"/>
+    <w:unhideWhenUsed/>
+    <w:rsid w:val="00E85D23"/>
+    <w:pPr>
+      <w:tabs>
+        <w:tab w:val="center" w:pos="4513"/>
+        <w:tab w:val="right" w:pos="9026"/>
+      </w:tabs>
+    </w:pPr>
+  </w:style>
+  <w:style w:type="character" w:customStyle="1" w:styleId="FooterChar">
+    <w:name w:val="Footer Char"/>
+    <w:basedOn w:val="DefaultParagraphFont"/>
+    <w:link w:val="Footer"/>
+    <w:uiPriority w:val="99"/>
+    <w:rsid w:val="00E85D23"/>
+    <w:rPr>
+      <w:lang w:val="en-GB"/>
+    </w:rPr>
+  </w:style>
 </w:styles>
 </file>
 
@@ -3439,4 +3551,10 @@
     </a:ext>
   </a:extLst>
 </a:theme>
+</file>
+
+<file path=docMetadata/LabelInfo.xml><?xml version="1.0" encoding="utf-8"?>
+<clbl:labelList xmlns:clbl="http://schemas.microsoft.com/office/2020/mipLabelMetadata">
+  <clbl:label id="{fc0de803-e079-4d4f-96bc-6f3b3b6923e3}" enabled="1" method="Privileged" siteId="{07ef1208-413c-4b5e-9cdd-64ef305754f0}" contentBits="0" removed="0"/>
+</clbl:labelList>
 </file>